--- a/backend/app/personnel/templates/zayavlenie_vychety_ipn.docx
+++ b/backend/app/personnel/templates/zayavlenie_vychety_ipn.docx
@@ -130,7 +130,7 @@
     </w:p>
     <w:p>
       <w:pPr>
-        <w:spacing w:after="200" w:line="276"/>
+        <w:spacing w:after="0" w:line="276"/>
         <w:jc w:val="left"/>
       </w:pPr>
       <w:r>
@@ -143,7 +143,43 @@
           <w:sz w:val="24"/>
           <w:szCs w:val="24"/>
         </w:rPr>
-        <w:t xml:space="preserve">{%p for d in deductions.list %}{{ loop.index }}. {{ d }}{%p endfor %}</w:t>
+        <w:t xml:space="preserve">{%p for d in deductions.list %}</w:t>
+      </w:r>
+    </w:p>
+    <w:p>
+      <w:pPr>
+        <w:spacing w:after="120" w:line="276"/>
+        <w:jc w:val="left"/>
+      </w:pPr>
+      <w:r>
+        <w:rPr>
+          <w:rFonts w:ascii="Times New Roman" w:cs="Times New Roman" w:eastAsia="Times New Roman" w:hAnsi="Times New Roman"/>
+          <w:b w:val="false"/>
+          <w:bCs w:val="false"/>
+          <w:i w:val="false"/>
+          <w:iCs w:val="false"/>
+          <w:sz w:val="24"/>
+          <w:szCs w:val="24"/>
+        </w:rPr>
+        <w:t xml:space="preserve">{{ loop.index }}. {{ d }}</w:t>
+      </w:r>
+    </w:p>
+    <w:p>
+      <w:pPr>
+        <w:spacing w:after="80" w:line="276"/>
+        <w:jc w:val="left"/>
+      </w:pPr>
+      <w:r>
+        <w:rPr>
+          <w:rFonts w:ascii="Times New Roman" w:cs="Times New Roman" w:eastAsia="Times New Roman" w:hAnsi="Times New Roman"/>
+          <w:b w:val="false"/>
+          <w:bCs w:val="false"/>
+          <w:i w:val="false"/>
+          <w:iCs w:val="false"/>
+          <w:sz w:val="24"/>
+          <w:szCs w:val="24"/>
+        </w:rPr>
+        <w:t xml:space="preserve">{%p endfor %}</w:t>
       </w:r>
     </w:p>
     <w:p>
